--- a/documents/BMC_HSR/highlights_BMC_HSR_EN.docx
+++ b/documents/BMC_HSR/highlights_BMC_HSR_EN.docx
@@ -48,7 +48,7 @@
           <w:rFonts w:ascii="Times New Roman" w:hAnsi="Times New Roman"/>
           <w:sz w:val="24"/>
         </w:rPr>
-        <w:t>University hospital presence explains 35.8% of general-anaesthesia variance.</w:t>
+        <w:t>University hospital presence accounts for 35.8% of general-anaesthesia variance.</w:t>
       </w:r>
     </w:p>
     <w:p>
